--- a/assets/docs/lop5/Tieng Anh - Lop 5.docx
+++ b/assets/docs/lop5/Tieng Anh - Lop 5.docx
@@ -624,7 +624,7 @@
                 <w:i w:val="0"/>
                 <w:sz w:val="18"/>
               </w:rPr>
-              <w:t>Digital competence 1.1 CB2c: Pupils look at the English 5 e-book on the TV, point to the Unit and Lesson sections and say the name of the part they will learn</w:t>
+              <w:t>Digital Competence: 1.1CB2a: Identifying information needs regarding the structure of soft books/e-books (Students recognize the need to use digital versions for self-study and identify the basic components of the e-book interface)</w:t>
             </w:r>
           </w:p>
         </w:tc>
@@ -3399,7 +3399,7 @@
                 <w:i w:val="0"/>
                 <w:sz w:val="18"/>
               </w:rPr>
-              <w:t>Digital competence Domain 1 (Basic, level 2): In the skills part of Unit 4 Our free-time activities, the teacher plays the audio file of the conversation and shows pictures with key words; pupils listen the first time for the general idea; Digital competence Domain 3 (Basic, level 2): Each group makes a page about the group's free-time activities: choose activity icons, write how often and write two sentences in English; Life skills: Communication skills: confidently greet others and introduce themselves in simple sentences</w:t>
+              <w:t>Digital Competence (4.3CB1a): Avoiding health risks (moving according to a video). Pupils perform physical movements following a "Brain Break" video to relax their muscles and eyes after using digital devices; Life skills: Communication skills: confidently greet others and introduce themselves in simple sentences</w:t>
             </w:r>
           </w:p>
         </w:tc>
@@ -3514,7 +3514,7 @@
                 <w:i w:val="0"/>
                 <w:sz w:val="18"/>
               </w:rPr>
-              <w:t>Digital competence Domain 5 (Basic, level 2): In the practice part of Unit 4 Our free-time activities, the teacher opens an interactive exercise: listen and choose the picture and match free-time activities with how often they are done; Digital competence Domain 2 (Basic, level 2): The teacher records a few pairs asking and answering about free-time activities and plays them to the class; pupils comment using the criteria: full sentences, clear pronunciation; Life skills: Communication skills: confidently greet others and introduce themselves in simple sentences</w:t>
+              <w:t>Core Competence (1.3CB1b): Arrange information (vocabulary) in correct sentence structures, specifically using the patterns: I like + V-ing and Do you + V...?; Life skills: Communication skills: confidently greet others and introduce themselves in simple sentences</w:t>
             </w:r>
           </w:p>
         </w:tc>
@@ -3629,7 +3629,7 @@
                 <w:i w:val="0"/>
                 <w:sz w:val="18"/>
               </w:rPr>
-              <w:t>Digital competence Domain 1 (Basic, level 2): In the skills part of Unit 3 My foreign friends, the teacher plays the audio file of a conversation describing friends' personalities and shows pictures with key words; Digital competence Domain 5 (Basic, level 2): The teacher opens an interactive exercise to match personality words with example situations and fill in the missing words in sentences; Life skills: Communication skills: confidently greet others and introduce themselves in simple sentences</w:t>
+              <w:t>Competency 1.1CB1c: Search for and identify words containing the sounds /air/ and /ear/ within the context of free-time activities (e.g., near, hear, chair, pair); Life skills: Communication skills: confidently greet others and introduce themselves in simple sentences</w:t>
             </w:r>
           </w:p>
         </w:tc>
@@ -4323,7 +4323,7 @@
                 <w:i w:val="0"/>
                 <w:sz w:val="18"/>
               </w:rPr>
-              <w:t>Digital competence Domain 1 (Basic, level 2): To start Unit 5 My future job, the teacher shows a set of job pictures with model audio; pupils listen and match the job names with the pictures; Digital competence Domain 2 (Basic, level 2): The teacher shows the class survey table of dream jobs; each pair asks and answers in English and then reads out the answers for the teacher to tick; Life skills: Communication skills: confidently greet others and introduce themselves in simple sentences</w:t>
+              <w:t>Competency 1.1CB1c: Search for and identify words containing the sounds /air/ and /ear/ within the context of free-time activities (e.g., near, hear, chair, pair); Life skills: Communication skills: confidently greet others and introduce themselves in simple sentences</w:t>
             </w:r>
           </w:p>
         </w:tc>
@@ -7227,7 +7227,7 @@
                 <w:i w:val="0"/>
                 <w:sz w:val="18"/>
               </w:rPr>
-              <w:t>Digital competence Domain 1 (Basic, level 2): In the Let's sing activity of Unit 9 “Our outdoor activities”, the teacher plays the song What did you do? with scrolling lyrics on the screen; Digital competence Domain 2 (Basic, level 2): In the Read and write activity, the teacher shows a text with blanks on the screen; groups discuss and then come up to fill in the blanks; Life skills: Communication skills: confidently greet others and introduce themselves in simple sentences</w:t>
+              <w:t>Digital Competence (3.2CB2a): Identify simple ways to adjust and customize the digital environment: Adjust the itinerary/plan of the trip (e.g., reordering activities, selecting activities) on a simple digital interface (like a slide or a digital list) to suit personal needs; Life skills: Communication skills: confidently greet others and introduce themselves in simple sentences</w:t>
             </w:r>
           </w:p>
         </w:tc>
@@ -7457,7 +7457,7 @@
                 <w:i w:val="0"/>
                 <w:sz w:val="18"/>
               </w:rPr>
-              <w:t>Digital competence Domain 1 (Basic, level 2): In the skills part of Unit 8 In our classroom, the teacher shows a classroom picture with key words and plays the audio file; pupils listen the first time for the general idea; Digital competence Domain 5 (Basic, level 2): The teacher opens an interactive exercise: listen, drag the things to the right positions and fill in the missing location words; Life skills: Communication skills: confidently greet others and introduce themselves in simple sentences</w:t>
+              <w:t>Digital Competence (1.1CB2c): Identify information needs; search for data, information, and content.(Specifically: Pupils realize the need to check pronunciation/stress and can use (or observe the use of) a simple online dictionary to find the stress pattern of new words); Life skills: Communication skills: confidently greet others and introduce themselves in simple sentences</w:t>
             </w:r>
           </w:p>
         </w:tc>
@@ -13029,7 +13029,7 @@
                 <w:i w:val="0"/>
                 <w:sz w:val="18"/>
               </w:rPr>
-              <w:t>Digital competence Domain 1 (Basic, level 2): In the Warm-up of Unit 15 “Our health”, the teacher shows a table of vocabulary about health and advice on the screen for pupils to look up when they forget a word; Digital competence Domain 2 (Basic, level 2): In the Conversation making activity, the teacher shows a model conversation frame on the screen; pairs build their own conversations following the frame and present them; Life skills: Communication skills: confidently greet others and introduce themselves in simple sentences</w:t>
+              <w:t>Life skills: Communication skills: confidently greet others and introduce themselves in simple sentences</w:t>
             </w:r>
           </w:p>
         </w:tc>
